--- a/source-assets/originals/Wirkungssteuer_WStG_3.0_Gesamtneufassung_2026.docx
+++ b/source-assets/originals/Wirkungssteuer_WStG_3.0_Gesamtneufassung_2026.docx
@@ -148,7 +148,7 @@
           <w:color w:val="C85A3C"/>
           <w:sz w:val="17"/>
         </w:rPr>
-        <w:t>Kein geltendes Recht. Keine Rechtsberatung. Tarife, Schwellen und Module sind – soweit nicht ausdrücklich als geltendes Recht bezeichnet – WÖk-Entwurfs- oder Simulationsparameter.</w:t>
+        <w:t>Kein geltendes Recht. Keine Rechtsberatung. Tarife, Schwellen und Module sind - soweit nicht ausdrücklich als geltendes Recht bezeichnet - WÖk-Entwurfs- oder Simulationsparameter.</w:t>
       </w:r>
     </w:p>
     <w:p>
@@ -226,7 +226,7 @@
           <w:b/>
           <w:sz w:val="16"/>
         </w:rPr>
-        <w:t>TEIL A – Wirkungssteuer als Systemarchitektur</w:t>
+        <w:t>TEIL A - Wirkungssteuer als Systemarchitektur</w:t>
       </w:r>
     </w:p>
     <w:p>
@@ -238,7 +238,7 @@
         <w:rPr>
           <w:b w:val="0"/>
         </w:rPr>
-        <w:t xml:space="preserve">– </w:t>
+        <w:t xml:space="preserve">- </w:t>
       </w:r>
       <w:r>
         <w:rPr>
@@ -257,7 +257,7 @@
         <w:rPr>
           <w:b w:val="0"/>
         </w:rPr>
-        <w:t xml:space="preserve">– </w:t>
+        <w:t xml:space="preserve">- </w:t>
       </w:r>
       <w:r>
         <w:rPr>
@@ -276,7 +276,7 @@
         <w:rPr>
           <w:b w:val="0"/>
         </w:rPr>
-        <w:t xml:space="preserve">– </w:t>
+        <w:t xml:space="preserve">- </w:t>
       </w:r>
       <w:r>
         <w:rPr>
@@ -295,7 +295,7 @@
         <w:rPr>
           <w:b w:val="0"/>
         </w:rPr>
-        <w:t xml:space="preserve">– </w:t>
+        <w:t xml:space="preserve">- </w:t>
       </w:r>
       <w:r>
         <w:rPr>
@@ -314,7 +314,7 @@
         <w:rPr>
           <w:b w:val="0"/>
         </w:rPr>
-        <w:t xml:space="preserve">– </w:t>
+        <w:t xml:space="preserve">- </w:t>
       </w:r>
       <w:r>
         <w:rPr>
@@ -333,7 +333,7 @@
         <w:rPr>
           <w:b w:val="0"/>
         </w:rPr>
-        <w:t xml:space="preserve">– </w:t>
+        <w:t xml:space="preserve">- </w:t>
       </w:r>
       <w:r>
         <w:rPr>
@@ -352,7 +352,7 @@
         <w:rPr>
           <w:b w:val="0"/>
         </w:rPr>
-        <w:t xml:space="preserve">– </w:t>
+        <w:t xml:space="preserve">- </w:t>
       </w:r>
       <w:r>
         <w:rPr>
@@ -371,7 +371,7 @@
         <w:rPr>
           <w:b w:val="0"/>
         </w:rPr>
-        <w:t xml:space="preserve">– </w:t>
+        <w:t xml:space="preserve">- </w:t>
       </w:r>
       <w:r>
         <w:rPr>
@@ -397,7 +397,7 @@
           <w:b/>
           <w:sz w:val="16"/>
         </w:rPr>
-        <w:t>TEIL B – Wirkungssteuergesetz (WStG) 3.0</w:t>
+        <w:t>TEIL B - Wirkungssteuergesetz (WStG) 3.0</w:t>
       </w:r>
     </w:p>
     <w:p>
@@ -409,14 +409,14 @@
         <w:rPr>
           <w:b w:val="0"/>
         </w:rPr>
-        <w:t xml:space="preserve">– </w:t>
+        <w:t xml:space="preserve">- </w:t>
       </w:r>
       <w:r>
         <w:rPr>
           <w:b w:val="0"/>
           <w:sz w:val="15"/>
         </w:rPr>
-        <w:t>Abschnitt 1 – Allgemeine Bestimmungen (§§ 1–10)</w:t>
+        <w:t>Abschnitt 1 - Allgemeine Bestimmungen (§§ 1-10)</w:t>
       </w:r>
     </w:p>
     <w:p>
@@ -428,14 +428,14 @@
         <w:rPr>
           <w:b w:val="0"/>
         </w:rPr>
-        <w:t xml:space="preserve">– </w:t>
+        <w:t xml:space="preserve">- </w:t>
       </w:r>
       <w:r>
         <w:rPr>
           <w:b w:val="0"/>
           <w:sz w:val="15"/>
         </w:rPr>
-        <w:t>Abschnitt 2 – Wirkungsbegriff, Evidenz und Bewertung (§§ 11–30)</w:t>
+        <w:t>Abschnitt 2 - Wirkungsbegriff, Evidenz und Bewertung (§§ 11-30)</w:t>
       </w:r>
     </w:p>
     <w:p>
@@ -447,14 +447,14 @@
         <w:rPr>
           <w:b w:val="0"/>
         </w:rPr>
-        <w:t xml:space="preserve">– </w:t>
+        <w:t xml:space="preserve">- </w:t>
       </w:r>
       <w:r>
         <w:rPr>
           <w:b w:val="0"/>
           <w:sz w:val="15"/>
         </w:rPr>
-        <w:t>Abschnitt 3 – Daten-, Register- und Digitalarchitektur (§§ 31–42)</w:t>
+        <w:t>Abschnitt 3 - Daten-, Register- und Digitalarchitektur (§§ 31-42)</w:t>
       </w:r>
     </w:p>
     <w:p>
@@ -466,14 +466,14 @@
         <w:rPr>
           <w:b w:val="0"/>
         </w:rPr>
-        <w:t xml:space="preserve">– </w:t>
+        <w:t xml:space="preserve">- </w:t>
       </w:r>
       <w:r>
         <w:rPr>
           <w:b w:val="0"/>
           <w:sz w:val="15"/>
         </w:rPr>
-        <w:t>Abschnitt 4 – Governance, Wirkungsrat und institutionelle Sicherung (§§ 43–53)</w:t>
+        <w:t>Abschnitt 4 - Governance, Wirkungsrat und institutionelle Sicherung (§§ 43-53)</w:t>
       </w:r>
     </w:p>
     <w:p>
@@ -485,14 +485,14 @@
         <w:rPr>
           <w:b w:val="0"/>
         </w:rPr>
-        <w:t xml:space="preserve">– </w:t>
+        <w:t xml:space="preserve">- </w:t>
       </w:r>
       <w:r>
         <w:rPr>
           <w:b w:val="0"/>
           <w:sz w:val="15"/>
         </w:rPr>
-        <w:t>Abschnitt 5 – Allgemeine steuerliche Rückkopplungslogik (§§ 54–65)</w:t>
+        <w:t>Abschnitt 5 - Allgemeine steuerliche Rückkopplungslogik (§§ 54-65)</w:t>
       </w:r>
     </w:p>
     <w:p>
@@ -504,14 +504,14 @@
         <w:rPr>
           <w:b w:val="0"/>
         </w:rPr>
-        <w:t xml:space="preserve">– </w:t>
+        <w:t xml:space="preserve">- </w:t>
       </w:r>
       <w:r>
         <w:rPr>
           <w:b w:val="0"/>
           <w:sz w:val="15"/>
         </w:rPr>
-        <w:t>Abschnitt 6 – Steuerartspezifische Wirkungsmodule (§§ 66–92)</w:t>
+        <w:t>Abschnitt 6 - Steuerartspezifische Wirkungsmodule (§§ 66-92)</w:t>
       </w:r>
     </w:p>
     <w:p>
@@ -523,14 +523,14 @@
         <w:rPr>
           <w:b w:val="0"/>
         </w:rPr>
-        <w:t xml:space="preserve">– </w:t>
+        <w:t xml:space="preserve">- </w:t>
       </w:r>
       <w:r>
         <w:rPr>
           <w:b w:val="0"/>
           <w:sz w:val="15"/>
         </w:rPr>
-        <w:t>Abschnitt 7 – Steuernahe und nichtsteuerliche Fiskalinstrumente (§§ 93–100)</w:t>
+        <w:t>Abschnitt 7 - Steuernahe und nichtsteuerliche Fiskalinstrumente (§§ 93-100)</w:t>
       </w:r>
     </w:p>
     <w:p>
@@ -542,14 +542,14 @@
         <w:rPr>
           <w:b w:val="0"/>
         </w:rPr>
-        <w:t xml:space="preserve">– </w:t>
+        <w:t xml:space="preserve">- </w:t>
       </w:r>
       <w:r>
         <w:rPr>
           <w:b w:val="0"/>
           <w:sz w:val="15"/>
         </w:rPr>
-        <w:t>Abschnitt 8 – Verfahren, Kontrolle und Rechtsschutz (§§ 101–114)</w:t>
+        <w:t>Abschnitt 8 - Verfahren, Kontrolle und Rechtsschutz (§§ 101-114)</w:t>
       </w:r>
     </w:p>
     <w:p>
@@ -561,14 +561,14 @@
         <w:rPr>
           <w:b w:val="0"/>
         </w:rPr>
-        <w:t xml:space="preserve">– </w:t>
+        <w:t xml:space="preserve">- </w:t>
       </w:r>
       <w:r>
         <w:rPr>
           <w:b w:val="0"/>
           <w:sz w:val="15"/>
         </w:rPr>
-        <w:t>Abschnitt 9 – Pilotierung, EU-Pfad und Übergang (§§ 115–125)</w:t>
+        <w:t>Abschnitt 9 - Pilotierung, EU-Pfad und Übergang (§§ 115-125)</w:t>
       </w:r>
     </w:p>
     <w:p>
@@ -587,7 +587,7 @@
           <w:b/>
           <w:sz w:val="16"/>
         </w:rPr>
-        <w:t>TEIL C – Steuerartenatlas: Jede Steuer im Wirkungscheck</w:t>
+        <w:t>TEIL C - Steuerartenatlas: Jede Steuer im Wirkungscheck</w:t>
       </w:r>
     </w:p>
     <w:p>
@@ -599,7 +599,7 @@
         <w:rPr>
           <w:b w:val="0"/>
         </w:rPr>
-        <w:t xml:space="preserve">– </w:t>
+        <w:t xml:space="preserve">- </w:t>
       </w:r>
       <w:r>
         <w:rPr>
@@ -625,7 +625,7 @@
           <w:b/>
           <w:sz w:val="16"/>
         </w:rPr>
-        <w:t>TEIL D – Daten, Scorecards, Technik und Governance</w:t>
+        <w:t>TEIL D - Daten, Scorecards, Technik und Governance</w:t>
       </w:r>
     </w:p>
     <w:p>
@@ -644,7 +644,7 @@
           <w:b/>
           <w:sz w:val="16"/>
         </w:rPr>
-        <w:t>TEIL E – Umsetzungspfad 2026–2040</w:t>
+        <w:t>TEIL E - Umsetzungspfad 2026-2040</w:t>
       </w:r>
     </w:p>
     <w:p>
@@ -663,7 +663,7 @@
           <w:b/>
           <w:sz w:val="16"/>
         </w:rPr>
-        <w:t>ANHANG A – WÖk-Simulationsparameter</w:t>
+        <w:t>ANHANG A - WÖk-Simulationsparameter</w:t>
       </w:r>
     </w:p>
     <w:p>
@@ -682,7 +682,7 @@
           <w:b/>
           <w:sz w:val="16"/>
         </w:rPr>
-        <w:t>ANHANG B – Steuerliche Entscheidungslogik</w:t>
+        <w:t>ANHANG B - Steuerliche Entscheidungslogik</w:t>
       </w:r>
     </w:p>
     <w:p>
@@ -701,7 +701,7 @@
           <w:b/>
           <w:sz w:val="16"/>
         </w:rPr>
-        <w:t>ANHANG C – Mindestanforderungen an Einzelsteuergesetze</w:t>
+        <w:t>ANHANG C - Mindestanforderungen an Einzelsteuergesetze</w:t>
       </w:r>
     </w:p>
     <w:p>
@@ -720,7 +720,7 @@
           <w:b/>
           <w:sz w:val="16"/>
         </w:rPr>
-        <w:t>ANHANG D – Begriffe der Wirkungssteuer 3.0</w:t>
+        <w:t>ANHANG D - Begriffe der Wirkungssteuer 3.0</w:t>
       </w:r>
     </w:p>
     <w:p>
@@ -1572,7 +1572,7 @@
         <w:rPr>
           <w:rFonts w:ascii="Noto Sans" w:hAnsi="Noto Sans"/>
         </w:rPr>
-        <w:t>Das System denkt zugleich weiter als Steuerrecht. Wirkung wird auch über öffentliche Beschaffung, Subventionen, Gebühren, Beiträge, Förderprogramme, Haushalte, Garantien, Versicherbarkeit und Kapitalzugang rückgekoppelt. Die Steuer ist ein starker Hebel – aber nicht jeder Wirkungsfall ist ein Steuerfall.</w:t>
+        <w:t>Das System denkt zugleich weiter als Steuerrecht. Wirkung wird auch über öffentliche Beschaffung, Subventionen, Gebühren, Beiträge, Förderprogramme, Haushalte, Garantien, Versicherbarkeit und Kapitalzugang rückgekoppelt. Die Steuer ist ein starker Hebel - aber nicht jeder Wirkungsfall ist ein Steuerfall.</w:t>
       </w:r>
     </w:p>
     <w:tbl>
@@ -1726,7 +1726,7 @@
         <w:t xml:space="preserve">6. </w:t>
       </w:r>
       <w:r>
-        <w:t>Keine Personenbewertung. Einkommensteuerliche Anreize knüpfen an objektive Tatbestände, Tätigkeiten oder Aufwendungen an – nicht an eine moralische Bewertung eines Menschen.</w:t>
+        <w:t>Keine Personenbewertung. Einkommensteuerliche Anreize knüpfen an objektive Tatbestände, Tätigkeiten oder Aufwendungen an - nicht an eine moralische Bewertung eines Menschen.</w:t>
       </w:r>
     </w:p>
     <w:p>
@@ -3224,7 +3224,7 @@
         <w:pStyle w:val="Heading1"/>
       </w:pPr>
       <w:r>
-        <w:t>TEIL A – Wirkungssteuer als Systemarchitektur</w:t>
+        <w:t>TEIL A - Wirkungssteuer als Systemarchitektur</w:t>
       </w:r>
     </w:p>
     <w:p>
@@ -4055,7 +4055,7 @@
         <w:pStyle w:val="Heading1"/>
       </w:pPr>
       <w:r>
-        <w:t>TEIL B – Wirkungssteuergesetz (WStG) 3.0 · Vollentwurf mit Kommentierung</w:t>
+        <w:t>TEIL B - Wirkungssteuergesetz (WStG) 3.0 · Vollentwurf mit Kommentierung</w:t>
       </w:r>
     </w:p>
     <w:p>
@@ -4133,7 +4133,7 @@
         <w:pStyle w:val="Heading2"/>
       </w:pPr>
       <w:r>
-        <w:t>Abschnitt 1 – Allgemeine Bestimmungen</w:t>
+        <w:t>Abschnitt 1 - Allgemeine Bestimmungen</w:t>
       </w:r>
     </w:p>
     <w:p>
@@ -5612,7 +5612,7 @@
         <w:pStyle w:val="Heading2"/>
       </w:pPr>
       <w:r>
-        <w:t>Abschnitt 2 – Wirkungsbegriff, Evidenz und Bewertung</w:t>
+        <w:t>Abschnitt 2 - Wirkungsbegriff, Evidenz und Bewertung</w:t>
       </w:r>
     </w:p>
     <w:p>
@@ -7860,7 +7860,7 @@
         <w:pStyle w:val="Heading2"/>
       </w:pPr>
       <w:r>
-        <w:t>Abschnitt 3 – Daten-, Register- und Digitalarchitektur</w:t>
+        <w:t>Abschnitt 3 - Daten-, Register- und Digitalarchitektur</w:t>
       </w:r>
     </w:p>
     <w:p>
@@ -9212,7 +9212,7 @@
         <w:pStyle w:val="Heading2"/>
       </w:pPr>
       <w:r>
-        <w:t>Abschnitt 4 – Governance, Wirkungsrat und institutionelle Sicherung</w:t>
+        <w:t>Abschnitt 4 - Governance, Wirkungsrat und institutionelle Sicherung</w:t>
       </w:r>
     </w:p>
     <w:p>
@@ -10452,7 +10452,7 @@
         <w:pStyle w:val="Heading2"/>
       </w:pPr>
       <w:r>
-        <w:t>Abschnitt 5 – Allgemeine steuerliche Rückkopplungslogik</w:t>
+        <w:t>Abschnitt 5 - Allgemeine steuerliche Rückkopplungslogik</w:t>
       </w:r>
     </w:p>
     <w:p>
@@ -11804,7 +11804,7 @@
         <w:pStyle w:val="Heading2"/>
       </w:pPr>
       <w:r>
-        <w:t>Abschnitt 6 – Steuerartspezifische Wirkungsmodulen</w:t>
+        <w:t>Abschnitt 6 - Steuerartspezifische Wirkungsmodulen</w:t>
       </w:r>
     </w:p>
     <w:p>
@@ -15848,7 +15848,7 @@
         <w:pStyle w:val="Heading2"/>
       </w:pPr>
       <w:r>
-        <w:t>Abschnitt 7 – Steuernahe und nichtsteuerliche Fiskalinstrumente</w:t>
+        <w:t>Abschnitt 7 - Steuernahe und nichtsteuerliche Fiskalinstrumente</w:t>
       </w:r>
     </w:p>
     <w:p>
@@ -16752,7 +16752,7 @@
         <w:pStyle w:val="Heading2"/>
       </w:pPr>
       <w:r>
-        <w:t>Abschnitt 8 – Verfahren, Kontrolle und Rechtsschutz</w:t>
+        <w:t>Abschnitt 8 - Verfahren, Kontrolle und Rechtsschutz</w:t>
       </w:r>
     </w:p>
     <w:p>
@@ -18328,7 +18328,7 @@
         <w:pStyle w:val="Heading2"/>
       </w:pPr>
       <w:r>
-        <w:t>Abschnitt 9 – Pilotierung, EU-Pfad und Übergang</w:t>
+        <w:t>Abschnitt 9 - Pilotierung, EU-Pfad und Übergang</w:t>
       </w:r>
     </w:p>
     <w:p>
@@ -19573,7 +19573,7 @@
         <w:pStyle w:val="Heading1"/>
       </w:pPr>
       <w:r>
-        <w:t>TEIL C – Steuerartenatlas: Jede Steuer im Wirkungscheck</w:t>
+        <w:t>TEIL C - Steuerartenatlas: Jede Steuer im Wirkungscheck</w:t>
       </w:r>
     </w:p>
     <w:p>
@@ -24652,7 +24652,7 @@
                 <w:color w:val="2C2C2E"/>
                 <w:sz w:val="14"/>
               </w:rPr>
-              <w:t>A – sofortige Pilotkandidaten</w:t>
+              <w:t>A - sofortige Pilotkandidaten</w:t>
             </w:r>
           </w:p>
         </w:tc>
@@ -24724,7 +24724,7 @@
                 <w:color w:val="2C2C2E"/>
                 <w:sz w:val="14"/>
               </w:rPr>
-              <w:t>B – zweite Welle</w:t>
+              <w:t>B - zweite Welle</w:t>
             </w:r>
           </w:p>
         </w:tc>
@@ -24797,7 +24797,7 @@
                 <w:color w:val="2C2C2E"/>
                 <w:sz w:val="14"/>
               </w:rPr>
-              <w:t>C – EU-Pfad</w:t>
+              <w:t>C - EU-Pfad</w:t>
             </w:r>
           </w:p>
         </w:tc>
@@ -24869,7 +24869,7 @@
                 <w:color w:val="2C2C2E"/>
                 <w:sz w:val="14"/>
               </w:rPr>
-              <w:t>D – bewusst schlank</w:t>
+              <w:t>D - bewusst schlank</w:t>
             </w:r>
           </w:p>
         </w:tc>
@@ -24955,7 +24955,7 @@
         <w:pStyle w:val="Heading1"/>
       </w:pPr>
       <w:r>
-        <w:t>TEIL D – Daten, Scorecards, Technik und Governance</w:t>
+        <w:t>TEIL D - Daten, Scorecards, Technik und Governance</w:t>
       </w:r>
     </w:p>
     <w:p>
@@ -25717,7 +25717,7 @@
         <w:rPr>
           <w:rFonts w:ascii="Noto Sans" w:hAnsi="Noto Sans"/>
         </w:rPr>
-        <w:t>Eine der wichtigsten Korrekturen der Neufassung ist die Trennung von Identität und Indikator. Die WÖk-ID identifiziert einen Wirkungsindikator beziehungsweise eine bewertbare Wirkungseinheit. Ein Produkt erhält nicht einfach „eine WÖk-ID“. Produkte, Chargen oder Modelle brauchen ihre eigene Produktidentität – perspektivisch etwa über den Digitalen Produktpass – und verweisen von dort auf die relevanten WÖk-Indikatoren.</w:t>
+        <w:t>Eine der wichtigsten Korrekturen der Neufassung ist die Trennung von Identität und Indikator. Die WÖk-ID identifiziert einen Wirkungsindikator beziehungsweise eine bewertbare Wirkungseinheit. Ein Produkt erhält nicht einfach „eine WÖk-ID“. Produkte, Chargen oder Modelle brauchen ihre eigene Produktidentität - perspektivisch etwa über den Digitalen Produktpass - und verweisen von dort auf die relevanten WÖk-Indikatoren.</w:t>
       </w:r>
     </w:p>
     <w:tbl>
@@ -26836,7 +26836,7 @@
         <w:pStyle w:val="Heading1"/>
       </w:pPr>
       <w:r>
-        <w:t>TEIL E – Umsetzungspfad 2026–2040</w:t>
+        <w:t>TEIL E - Umsetzungspfad 2026-2040</w:t>
       </w:r>
     </w:p>
     <w:p>
@@ -26844,7 +26844,7 @@
         <w:pStyle w:val="Heading2"/>
       </w:pPr>
       <w:r>
-        <w:t>Phase 0 – Rechts- und Dateninventur</w:t>
+        <w:t>Phase 0 - Rechts- und Dateninventur</w:t>
       </w:r>
     </w:p>
     <w:p>
@@ -26860,7 +26860,7 @@
         <w:pStyle w:val="Heading2"/>
       </w:pPr>
       <w:r>
-        <w:t>Phase 1 – Schattenrechnung und freiwillige Datenpfade</w:t>
+        <w:t>Phase 1 - Schattenrechnung und freiwillige Datenpfade</w:t>
       </w:r>
     </w:p>
     <w:p>
@@ -26876,7 +26876,7 @@
         <w:pStyle w:val="Heading2"/>
       </w:pPr>
       <w:r>
-        <w:t>Phase 2 – Reallabore mit begrenzten Korridoren</w:t>
+        <w:t>Phase 2 - Reallabore mit begrenzten Korridoren</w:t>
       </w:r>
     </w:p>
     <w:p>
@@ -26892,7 +26892,7 @@
         <w:pStyle w:val="Heading2"/>
       </w:pPr>
       <w:r>
-        <w:t>Phase 3 – nationale Skalierung</w:t>
+        <w:t>Phase 3 - nationale Skalierung</w:t>
       </w:r>
     </w:p>
     <w:p>
@@ -26908,7 +26908,7 @@
         <w:pStyle w:val="Heading2"/>
       </w:pPr>
       <w:r>
-        <w:t>Phase 4 – europäische Harmonisierung</w:t>
+        <w:t>Phase 4 - europäische Harmonisierung</w:t>
       </w:r>
     </w:p>
     <w:p>
@@ -26924,7 +26924,7 @@
         <w:pStyle w:val="Heading2"/>
       </w:pPr>
       <w:r>
-        <w:t>Phase 5 – lernende Regelarchitektur</w:t>
+        <w:t>Phase 5 - lernende Regelarchitektur</w:t>
       </w:r>
     </w:p>
     <w:p>
@@ -27556,7 +27556,7 @@
         <w:t xml:space="preserve">• </w:t>
       </w:r>
       <w:r>
-        <w:t>Reale Zustandsverbesserung oder belastbar sinkendes Wirkungsrisiko – nicht nur mehr Daten.</w:t>
+        <w:t>Reale Zustandsverbesserung oder belastbar sinkendes Wirkungsrisiko - nicht nur mehr Daten.</w:t>
       </w:r>
     </w:p>
     <w:p>
@@ -27667,7 +27667,7 @@
         <w:pStyle w:val="Heading1"/>
       </w:pPr>
       <w:r>
-        <w:t>ANHANG A – WÖk-Simulationsparameter des aktuellen technischen Modells</w:t>
+        <w:t>ANHANG A - WÖk-Simulationsparameter des aktuellen technischen Modells</w:t>
       </w:r>
     </w:p>
     <w:p>
@@ -28339,7 +28339,7 @@
         <w:pStyle w:val="Heading1"/>
       </w:pPr>
       <w:r>
-        <w:t>ANHANG B – Steuerliche Entscheidungslogik als Prüfschema</w:t>
+        <w:t>ANHANG B - Steuerliche Entscheidungslogik als Prüfschema</w:t>
       </w:r>
     </w:p>
     <w:p>
@@ -28381,7 +28381,7 @@
         <w:t xml:space="preserve">3. </w:t>
       </w:r>
       <w:r>
-        <w:t>Welche Wirkung ist tatsächlich relevant und materiell – Mensch, Planet, Demokratie, erste bis dritte Ordnung?</w:t>
+        <w:t>Welche Wirkung ist tatsächlich relevant und materiell - Mensch, Planet, Demokratie, erste bis dritte Ordnung?</w:t>
       </w:r>
     </w:p>
     <w:p>
@@ -28543,7 +28543,7 @@
         <w:pStyle w:val="Heading1"/>
       </w:pPr>
       <w:r>
-        <w:t>ANHANG C – Mindestanforderungen an jedes spätere Einzelsteuergesetz</w:t>
+        <w:t>ANHANG C - Mindestanforderungen an jedes spätere Einzelsteuergesetz</w:t>
       </w:r>
     </w:p>
     <w:tbl>
@@ -29654,7 +29654,7 @@
         <w:pStyle w:val="Heading1"/>
       </w:pPr>
       <w:r>
-        <w:t>ANHANG D – Begriffe der Wirkungssteuer 3.0</w:t>
+        <w:t>ANHANG D - Begriffe der Wirkungssteuer 3.0</w:t>
       </w:r>
     </w:p>
     <w:tbl>
@@ -30546,7 +30546,7 @@
           <w:color w:val="2C2C2E"/>
           <w:sz w:val="16"/>
         </w:rPr>
-        <w:t xml:space="preserve">AGENTS.md – Root-Governance der Wirkungsökonomie v1.0, 16.08.2026. </w:t>
+        <w:t xml:space="preserve">AGENTS.md - Root-Governance der Wirkungsökonomie v1.0, 16.08.2026. </w:t>
       </w:r>
       <w:r>
         <w:rPr>
@@ -30621,7 +30621,7 @@
           <w:color w:val="2C2C2E"/>
           <w:sz w:val="16"/>
         </w:rPr>
-        <w:t xml:space="preserve">WStG 2.0 – Online-Gesetzestext, Stand 24.05.2026. </w:t>
+        <w:t xml:space="preserve">WStG 2.0 - Online-Gesetzestext, Stand 24.05.2026. </w:t>
       </w:r>
       <w:r>
         <w:rPr>
@@ -30665,7 +30665,7 @@
           <w:color w:val="2C2C2E"/>
           <w:sz w:val="16"/>
         </w:rPr>
-        <w:t xml:space="preserve">WUStG / Produktwirkungssteuer – aktuelle Websitefassung. </w:t>
+        <w:t xml:space="preserve">WUStG / Produktwirkungssteuer - aktuelle Websitefassung. </w:t>
       </w:r>
       <w:r>
         <w:rPr>
@@ -30761,7 +30761,7 @@
           <w:color w:val="2C2C2E"/>
           <w:sz w:val="16"/>
         </w:rPr>
-        <w:t xml:space="preserve">Abgabenordnung § 3 – Steuern. </w:t>
+        <w:t xml:space="preserve">Abgabenordnung § 3 - Steuern. </w:t>
       </w:r>
       <w:r>
         <w:rPr>
@@ -31201,7 +31201,7 @@
           <w:color w:val="2C2C2E"/>
           <w:sz w:val="16"/>
         </w:rPr>
-        <w:t xml:space="preserve">Bundesministerium der Finanzen: Steuerarten / Steuern von A–Z. </w:t>
+        <w:t xml:space="preserve">Bundesministerium der Finanzen: Steuerarten / Steuern von A-Z. </w:t>
       </w:r>
       <w:r>
         <w:rPr>
@@ -31289,7 +31289,7 @@
           <w:color w:val="2C2C2E"/>
           <w:sz w:val="16"/>
         </w:rPr>
-        <w:t xml:space="preserve">Verordnung (EU) 2024/1781 – ESPR. </w:t>
+        <w:t xml:space="preserve">Verordnung (EU) 2024/1781 - ESPR. </w:t>
       </w:r>
       <w:r>
         <w:rPr>
@@ -31688,7 +31688,7 @@
                 <w:color w:val="2C2C2E"/>
                 <w:sz w:val="18"/>
               </w:rPr>
-              <w:t>Kapital bleibt Werkzeug. Wirkung wird Kompass. Steuern bleiben Steuern – aber sie lernen, Wirklichkeit zurückzumelden.</w:t>
+              <w:t>Kapital bleibt Werkzeug. Wirkung wird Kompass. Steuern bleiben Steuern - aber sie lernen, Wirklichkeit zurückzumelden.</w:t>
             </w:r>
           </w:p>
         </w:tc>
